--- a/Hướng dẫn triển khai.docx
+++ b/Hướng dẫn triển khai.docx
@@ -6,68 +6,952 @@
       <w:pPr>
         <w:rPr>
           <w:rFonts w:ascii="Times New Roman" w:hAnsi="Times New Roman" w:cs="Times New Roman"/>
-          <w:sz w:val="30"/>
-          <w:szCs w:val="30"/>
-        </w:rPr>
-      </w:pPr>
-      <w:r>
-        <w:rPr>
-          <w:rFonts w:ascii="Times New Roman" w:hAnsi="Times New Roman" w:cs="Times New Roman"/>
-          <w:sz w:val="30"/>
-          <w:szCs w:val="30"/>
-        </w:rPr>
-        <w:t>Hướng dẫn triển khai</w:t>
-      </w:r>
-    </w:p>
-    <w:p>
-      <w:pPr>
-        <w:rPr>
-          <w:rFonts w:ascii="Times New Roman" w:hAnsi="Times New Roman" w:cs="Times New Roman"/>
-          <w:sz w:val="26"/>
-          <w:szCs w:val="26"/>
-        </w:rPr>
-      </w:pPr>
-      <w:r>
-        <w:rPr>
-          <w:rFonts w:ascii="Times New Roman" w:hAnsi="Times New Roman" w:cs="Times New Roman"/>
-          <w:sz w:val="26"/>
-          <w:szCs w:val="26"/>
-        </w:rPr>
-        <w:t>Tài khoản đăng nhập Admin :</w:t>
-      </w:r>
-    </w:p>
-    <w:p>
-      <w:pPr>
-        <w:rPr>
-          <w:rFonts w:ascii="Times New Roman" w:hAnsi="Times New Roman" w:cs="Times New Roman"/>
-          <w:sz w:val="26"/>
-          <w:szCs w:val="26"/>
-        </w:rPr>
-      </w:pPr>
-      <w:r>
-        <w:rPr>
-          <w:rFonts w:ascii="Times New Roman" w:hAnsi="Times New Roman" w:cs="Times New Roman"/>
-          <w:sz w:val="26"/>
-          <w:szCs w:val="26"/>
-        </w:rPr>
-        <w:t>Tên tài khoản : admin</w:t>
-      </w:r>
-    </w:p>
-    <w:p>
-      <w:pPr>
-        <w:rPr>
-          <w:rFonts w:ascii="Times New Roman" w:hAnsi="Times New Roman" w:cs="Times New Roman"/>
-          <w:sz w:val="26"/>
-          <w:szCs w:val="26"/>
-        </w:rPr>
-      </w:pPr>
-      <w:r>
-        <w:rPr>
-          <w:rFonts w:ascii="Times New Roman" w:hAnsi="Times New Roman" w:cs="Times New Roman"/>
-          <w:sz w:val="26"/>
-          <w:szCs w:val="26"/>
-        </w:rPr>
-        <w:t xml:space="preserve">Mật khẩu : 123456 </w:t>
+          <w:b/>
+          <w:bCs/>
+          <w:sz w:val="30"/>
+          <w:szCs w:val="30"/>
+        </w:rPr>
+      </w:pPr>
+      <w:r>
+        <w:rPr>
+          <w:rFonts w:ascii="Times New Roman" w:hAnsi="Times New Roman" w:cs="Times New Roman"/>
+          <w:b/>
+          <w:bCs/>
+          <w:sz w:val="30"/>
+          <w:szCs w:val="30"/>
+        </w:rPr>
+        <w:t>HƯỚNG DẪN TRIỂN KHAI ĐỀ TÀI</w:t>
+      </w:r>
+    </w:p>
+    <w:p>
+      <w:pPr>
+        <w:rPr>
+          <w:rFonts w:ascii="Times New Roman" w:hAnsi="Times New Roman" w:cs="Times New Roman"/>
+          <w:sz w:val="30"/>
+          <w:szCs w:val="30"/>
+        </w:rPr>
+      </w:pPr>
+      <w:r>
+        <w:rPr>
+          <w:rFonts w:ascii="Times New Roman" w:hAnsi="Times New Roman" w:cs="Times New Roman"/>
+          <w:b/>
+          <w:bCs/>
+          <w:sz w:val="30"/>
+          <w:szCs w:val="30"/>
+        </w:rPr>
+        <w:t>Sinh viên</w:t>
+      </w:r>
+      <w:r>
+        <w:rPr>
+          <w:rFonts w:ascii="Times New Roman" w:hAnsi="Times New Roman" w:cs="Times New Roman"/>
+          <w:sz w:val="30"/>
+          <w:szCs w:val="30"/>
+        </w:rPr>
+        <w:t> </w:t>
+      </w:r>
+      <w:r>
+        <w:rPr>
+          <w:rFonts w:ascii="Times New Roman" w:hAnsi="Times New Roman" w:cs="Times New Roman"/>
+          <w:sz w:val="30"/>
+          <w:szCs w:val="30"/>
+        </w:rPr>
+        <w:t>:</w:t>
+      </w:r>
+      <w:r>
+        <w:rPr>
+          <w:rFonts w:ascii="Times New Roman" w:hAnsi="Times New Roman" w:cs="Times New Roman"/>
+          <w:sz w:val="30"/>
+          <w:szCs w:val="30"/>
+        </w:rPr>
+        <w:t xml:space="preserve"> Phạm Thị Thu Huyền</w:t>
+      </w:r>
+      <w:r>
+        <w:rPr>
+          <w:rFonts w:ascii="Times New Roman" w:hAnsi="Times New Roman" w:cs="Times New Roman"/>
+          <w:sz w:val="30"/>
+          <w:szCs w:val="30"/>
+        </w:rPr>
+        <w:br/>
+      </w:r>
+      <w:r>
+        <w:rPr>
+          <w:rFonts w:ascii="Times New Roman" w:hAnsi="Times New Roman" w:cs="Times New Roman"/>
+          <w:b/>
+          <w:bCs/>
+          <w:sz w:val="30"/>
+          <w:szCs w:val="30"/>
+        </w:rPr>
+        <w:t>Lớp</w:t>
+      </w:r>
+      <w:r>
+        <w:rPr>
+          <w:rFonts w:ascii="Times New Roman" w:hAnsi="Times New Roman" w:cs="Times New Roman"/>
+          <w:sz w:val="30"/>
+          <w:szCs w:val="30"/>
+        </w:rPr>
+        <w:t> </w:t>
+      </w:r>
+      <w:r>
+        <w:rPr>
+          <w:rFonts w:ascii="Times New Roman" w:hAnsi="Times New Roman" w:cs="Times New Roman"/>
+          <w:sz w:val="30"/>
+          <w:szCs w:val="30"/>
+        </w:rPr>
+        <w:t> </w:t>
+      </w:r>
+      <w:r>
+        <w:rPr>
+          <w:rFonts w:ascii="Times New Roman" w:hAnsi="Times New Roman" w:cs="Times New Roman"/>
+          <w:sz w:val="30"/>
+          <w:szCs w:val="30"/>
+        </w:rPr>
+        <w:t> </w:t>
+      </w:r>
+      <w:r>
+        <w:rPr>
+          <w:rFonts w:ascii="Times New Roman" w:hAnsi="Times New Roman" w:cs="Times New Roman"/>
+          <w:sz w:val="30"/>
+          <w:szCs w:val="30"/>
+        </w:rPr>
+        <w:t xml:space="preserve"> :</w:t>
+      </w:r>
+      <w:r>
+        <w:rPr>
+          <w:rFonts w:ascii="Times New Roman" w:hAnsi="Times New Roman" w:cs="Times New Roman"/>
+          <w:sz w:val="30"/>
+          <w:szCs w:val="30"/>
+        </w:rPr>
+        <w:t xml:space="preserve"> K22CNT4</w:t>
+      </w:r>
+      <w:r>
+        <w:rPr>
+          <w:rFonts w:ascii="Times New Roman" w:hAnsi="Times New Roman" w:cs="Times New Roman"/>
+          <w:sz w:val="30"/>
+          <w:szCs w:val="30"/>
+        </w:rPr>
+        <w:br/>
+      </w:r>
+      <w:r>
+        <w:rPr>
+          <w:rFonts w:ascii="Times New Roman" w:hAnsi="Times New Roman" w:cs="Times New Roman"/>
+          <w:b/>
+          <w:bCs/>
+          <w:sz w:val="30"/>
+          <w:szCs w:val="30"/>
+        </w:rPr>
+        <w:t>Khoa</w:t>
+      </w:r>
+      <w:r>
+        <w:rPr>
+          <w:rFonts w:ascii="Times New Roman" w:hAnsi="Times New Roman" w:cs="Times New Roman"/>
+          <w:sz w:val="30"/>
+          <w:szCs w:val="30"/>
+        </w:rPr>
+        <w:t> </w:t>
+      </w:r>
+      <w:r>
+        <w:rPr>
+          <w:rFonts w:ascii="Times New Roman" w:hAnsi="Times New Roman" w:cs="Times New Roman"/>
+          <w:sz w:val="30"/>
+          <w:szCs w:val="30"/>
+        </w:rPr>
+        <w:t> </w:t>
+      </w:r>
+      <w:r>
+        <w:rPr>
+          <w:rFonts w:ascii="Times New Roman" w:hAnsi="Times New Roman" w:cs="Times New Roman"/>
+          <w:sz w:val="30"/>
+          <w:szCs w:val="30"/>
+        </w:rPr>
+        <w:t xml:space="preserve">   :</w:t>
+      </w:r>
+      <w:r>
+        <w:rPr>
+          <w:rFonts w:ascii="Times New Roman" w:hAnsi="Times New Roman" w:cs="Times New Roman"/>
+          <w:sz w:val="30"/>
+          <w:szCs w:val="30"/>
+        </w:rPr>
+        <w:t>Công nghệ thông tin &amp; Chuyển đổi số</w:t>
+      </w:r>
+    </w:p>
+    <w:p>
+      <w:pPr>
+        <w:rPr>
+          <w:rFonts w:ascii="Times New Roman" w:hAnsi="Times New Roman" w:cs="Times New Roman"/>
+          <w:sz w:val="30"/>
+          <w:szCs w:val="30"/>
+        </w:rPr>
+      </w:pPr>
+      <w:r>
+        <w:rPr>
+          <w:rFonts w:ascii="Times New Roman" w:hAnsi="Times New Roman" w:cs="Times New Roman"/>
+          <w:b/>
+          <w:bCs/>
+          <w:sz w:val="30"/>
+          <w:szCs w:val="30"/>
+        </w:rPr>
+        <w:t>Đề tài</w:t>
+      </w:r>
+      <w:r>
+        <w:rPr>
+          <w:rFonts w:ascii="Times New Roman" w:hAnsi="Times New Roman" w:cs="Times New Roman"/>
+          <w:sz w:val="30"/>
+          <w:szCs w:val="30"/>
+        </w:rPr>
+        <w:t> </w:t>
+      </w:r>
+      <w:r>
+        <w:rPr>
+          <w:rFonts w:ascii="Times New Roman" w:hAnsi="Times New Roman" w:cs="Times New Roman"/>
+          <w:sz w:val="30"/>
+          <w:szCs w:val="30"/>
+        </w:rPr>
+        <w:t> </w:t>
+      </w:r>
+      <w:r>
+        <w:rPr>
+          <w:rFonts w:ascii="Times New Roman" w:hAnsi="Times New Roman" w:cs="Times New Roman"/>
+          <w:sz w:val="30"/>
+          <w:szCs w:val="30"/>
+        </w:rPr>
+        <w:t xml:space="preserve">  :</w:t>
+      </w:r>
+      <w:r>
+        <w:rPr>
+          <w:rFonts w:ascii="Times New Roman" w:hAnsi="Times New Roman" w:cs="Times New Roman"/>
+          <w:sz w:val="30"/>
+          <w:szCs w:val="30"/>
+        </w:rPr>
+        <w:t xml:space="preserve"> Xây dựng website “Giới thiệu và bán sản phẩm thời trang trẻ</w:t>
+      </w:r>
+      <w:r>
+        <w:rPr>
+          <w:rFonts w:ascii="Times New Roman" w:hAnsi="Times New Roman" w:cs="Times New Roman"/>
+          <w:i/>
+          <w:iCs/>
+          <w:sz w:val="30"/>
+          <w:szCs w:val="30"/>
+        </w:rPr>
+        <w:t xml:space="preserve"> </w:t>
+      </w:r>
+      <w:r>
+        <w:rPr>
+          <w:rFonts w:ascii="Times New Roman" w:hAnsi="Times New Roman" w:cs="Times New Roman"/>
+          <w:sz w:val="30"/>
+          <w:szCs w:val="30"/>
+        </w:rPr>
+        <w:t>em BABI sử dụng ASP.NET Core MVC Framework và SQL Server”</w:t>
+      </w:r>
+    </w:p>
+    <w:p>
+      <w:pPr>
+        <w:rPr>
+          <w:rFonts w:ascii="Times New Roman" w:hAnsi="Times New Roman" w:cs="Times New Roman"/>
+          <w:b/>
+          <w:bCs/>
+          <w:sz w:val="30"/>
+          <w:szCs w:val="30"/>
+        </w:rPr>
+      </w:pPr>
+      <w:r>
+        <w:rPr>
+          <w:rFonts w:ascii="Times New Roman" w:hAnsi="Times New Roman" w:cs="Times New Roman"/>
+          <w:b/>
+          <w:bCs/>
+          <w:sz w:val="30"/>
+          <w:szCs w:val="30"/>
+        </w:rPr>
+        <w:t>1. Yêu cầu hệ thống</w:t>
+      </w:r>
+    </w:p>
+    <w:p>
+      <w:pPr>
+        <w:rPr>
+          <w:rFonts w:ascii="Times New Roman" w:hAnsi="Times New Roman" w:cs="Times New Roman"/>
+          <w:sz w:val="30"/>
+          <w:szCs w:val="30"/>
+        </w:rPr>
+      </w:pPr>
+      <w:r>
+        <w:rPr>
+          <w:rFonts w:ascii="Times New Roman" w:hAnsi="Times New Roman" w:cs="Times New Roman"/>
+          <w:sz w:val="30"/>
+          <w:szCs w:val="30"/>
+        </w:rPr>
+        <w:t>Để hệ thống website giới thiệu và bán sản phẩm thời trang trẻ em BABI hoạt động ổn định, máy tính cần cài đặt các phần mềm sau:</w:t>
+      </w:r>
+    </w:p>
+    <w:p>
+      <w:pPr>
+        <w:numPr>
+          <w:ilvl w:val="0"/>
+          <w:numId w:val="1"/>
+        </w:numPr>
+        <w:rPr>
+          <w:rFonts w:ascii="Times New Roman" w:hAnsi="Times New Roman" w:cs="Times New Roman"/>
+          <w:sz w:val="30"/>
+          <w:szCs w:val="30"/>
+        </w:rPr>
+      </w:pPr>
+      <w:r>
+        <w:rPr>
+          <w:rFonts w:ascii="Times New Roman" w:hAnsi="Times New Roman" w:cs="Times New Roman"/>
+          <w:sz w:val="30"/>
+          <w:szCs w:val="30"/>
+        </w:rPr>
+        <w:t>Visual Studio 2026 (cài đặt đầy đủ ASP.NET Core và .NET SDK).</w:t>
+      </w:r>
+    </w:p>
+    <w:p>
+      <w:pPr>
+        <w:numPr>
+          <w:ilvl w:val="0"/>
+          <w:numId w:val="1"/>
+        </w:numPr>
+        <w:rPr>
+          <w:rFonts w:ascii="Times New Roman" w:hAnsi="Times New Roman" w:cs="Times New Roman"/>
+          <w:sz w:val="30"/>
+          <w:szCs w:val="30"/>
+        </w:rPr>
+      </w:pPr>
+      <w:r>
+        <w:rPr>
+          <w:rFonts w:ascii="Times New Roman" w:hAnsi="Times New Roman" w:cs="Times New Roman"/>
+          <w:sz w:val="30"/>
+          <w:szCs w:val="30"/>
+        </w:rPr>
+        <w:t>SQL Server 2019 hoặc SQL Server Management Studio (SSMS).</w:t>
+      </w:r>
+    </w:p>
+    <w:p>
+      <w:pPr>
+        <w:numPr>
+          <w:ilvl w:val="0"/>
+          <w:numId w:val="1"/>
+        </w:numPr>
+        <w:rPr>
+          <w:rFonts w:ascii="Times New Roman" w:hAnsi="Times New Roman" w:cs="Times New Roman"/>
+          <w:sz w:val="30"/>
+          <w:szCs w:val="30"/>
+        </w:rPr>
+      </w:pPr>
+      <w:r>
+        <w:rPr>
+          <w:rFonts w:ascii="Times New Roman" w:hAnsi="Times New Roman" w:cs="Times New Roman"/>
+          <w:sz w:val="30"/>
+          <w:szCs w:val="30"/>
+        </w:rPr>
+        <w:t xml:space="preserve">.NET </w:t>
+      </w:r>
+      <w:r>
+        <w:rPr>
+          <w:rFonts w:ascii="Times New Roman" w:hAnsi="Times New Roman" w:cs="Times New Roman"/>
+          <w:sz w:val="30"/>
+          <w:szCs w:val="30"/>
+        </w:rPr>
+        <w:t>.10</w:t>
+      </w:r>
+    </w:p>
+    <w:p>
+      <w:pPr>
+        <w:numPr>
+          <w:ilvl w:val="0"/>
+          <w:numId w:val="1"/>
+        </w:numPr>
+        <w:rPr>
+          <w:rFonts w:ascii="Times New Roman" w:hAnsi="Times New Roman" w:cs="Times New Roman"/>
+          <w:sz w:val="30"/>
+          <w:szCs w:val="30"/>
+        </w:rPr>
+      </w:pPr>
+      <w:r>
+        <w:rPr>
+          <w:rFonts w:ascii="Times New Roman" w:hAnsi="Times New Roman" w:cs="Times New Roman"/>
+          <w:sz w:val="30"/>
+          <w:szCs w:val="30"/>
+        </w:rPr>
+        <w:t>Trình duyệt web: Google Chrome hoặc Microsoft Edge.</w:t>
+      </w:r>
+    </w:p>
+    <w:p>
+      <w:pPr>
+        <w:rPr>
+          <w:rFonts w:ascii="Times New Roman" w:hAnsi="Times New Roman" w:cs="Times New Roman"/>
+          <w:b/>
+          <w:bCs/>
+          <w:sz w:val="30"/>
+          <w:szCs w:val="30"/>
+        </w:rPr>
+      </w:pPr>
+      <w:r>
+        <w:rPr>
+          <w:rFonts w:ascii="Times New Roman" w:hAnsi="Times New Roman" w:cs="Times New Roman"/>
+          <w:b/>
+          <w:bCs/>
+          <w:sz w:val="30"/>
+          <w:szCs w:val="30"/>
+        </w:rPr>
+        <w:t>2. Hướng dẫn cài đặt và chạy hệ thống</w:t>
+      </w:r>
+    </w:p>
+    <w:p>
+      <w:pPr>
+        <w:rPr>
+          <w:rFonts w:ascii="Times New Roman" w:hAnsi="Times New Roman" w:cs="Times New Roman"/>
+          <w:b/>
+          <w:bCs/>
+          <w:sz w:val="30"/>
+          <w:szCs w:val="30"/>
+        </w:rPr>
+      </w:pPr>
+      <w:r>
+        <w:rPr>
+          <w:rFonts w:ascii="Times New Roman" w:hAnsi="Times New Roman" w:cs="Times New Roman"/>
+          <w:b/>
+          <w:bCs/>
+          <w:sz w:val="30"/>
+          <w:szCs w:val="30"/>
+        </w:rPr>
+        <w:t>Bước 1: Phục hồi cơ sở dữ liệu</w:t>
+      </w:r>
+    </w:p>
+    <w:p>
+      <w:pPr>
+        <w:numPr>
+          <w:ilvl w:val="0"/>
+          <w:numId w:val="2"/>
+        </w:numPr>
+        <w:rPr>
+          <w:rFonts w:ascii="Times New Roman" w:hAnsi="Times New Roman" w:cs="Times New Roman"/>
+          <w:sz w:val="30"/>
+          <w:szCs w:val="30"/>
+        </w:rPr>
+      </w:pPr>
+      <w:r>
+        <w:rPr>
+          <w:rFonts w:ascii="Times New Roman" w:hAnsi="Times New Roman" w:cs="Times New Roman"/>
+          <w:sz w:val="30"/>
+          <w:szCs w:val="30"/>
+        </w:rPr>
+        <w:t>Mở SQL Server Management Studio.</w:t>
+      </w:r>
+    </w:p>
+    <w:p>
+      <w:pPr>
+        <w:numPr>
+          <w:ilvl w:val="0"/>
+          <w:numId w:val="2"/>
+        </w:numPr>
+        <w:rPr>
+          <w:rFonts w:ascii="Times New Roman" w:hAnsi="Times New Roman" w:cs="Times New Roman"/>
+          <w:sz w:val="30"/>
+          <w:szCs w:val="30"/>
+        </w:rPr>
+      </w:pPr>
+      <w:r>
+        <w:rPr>
+          <w:rFonts w:ascii="Times New Roman" w:hAnsi="Times New Roman" w:cs="Times New Roman"/>
+          <w:sz w:val="30"/>
+          <w:szCs w:val="30"/>
+        </w:rPr>
+        <w:t>Thực hiện phục hồi cơ sở dữ liệu từ file sao lưu đã cung cấp</w:t>
+      </w:r>
+    </w:p>
+    <w:p>
+      <w:pPr>
+        <w:numPr>
+          <w:ilvl w:val="0"/>
+          <w:numId w:val="2"/>
+        </w:numPr>
+        <w:rPr>
+          <w:rFonts w:ascii="Times New Roman" w:hAnsi="Times New Roman" w:cs="Times New Roman"/>
+          <w:sz w:val="30"/>
+          <w:szCs w:val="30"/>
+        </w:rPr>
+      </w:pPr>
+      <w:r>
+        <w:rPr>
+          <w:rFonts w:ascii="Times New Roman" w:hAnsi="Times New Roman" w:cs="Times New Roman"/>
+          <w:sz w:val="30"/>
+          <w:szCs w:val="30"/>
+        </w:rPr>
+        <w:t>Kiểm tra dữ liệu sau khi phục hồi thành công.</w:t>
+      </w:r>
+    </w:p>
+    <w:p>
+      <w:pPr>
+        <w:rPr>
+          <w:rFonts w:ascii="Times New Roman" w:hAnsi="Times New Roman" w:cs="Times New Roman"/>
+          <w:b/>
+          <w:bCs/>
+          <w:sz w:val="30"/>
+          <w:szCs w:val="30"/>
+        </w:rPr>
+      </w:pPr>
+      <w:r>
+        <w:rPr>
+          <w:rFonts w:ascii="Times New Roman" w:hAnsi="Times New Roman" w:cs="Times New Roman"/>
+          <w:b/>
+          <w:bCs/>
+          <w:sz w:val="30"/>
+          <w:szCs w:val="30"/>
+        </w:rPr>
+        <w:t>Bước 2: Cấu hình chuỗi kết nối</w:t>
+      </w:r>
+    </w:p>
+    <w:p>
+      <w:pPr>
+        <w:numPr>
+          <w:ilvl w:val="0"/>
+          <w:numId w:val="3"/>
+        </w:numPr>
+        <w:rPr>
+          <w:rFonts w:ascii="Times New Roman" w:hAnsi="Times New Roman" w:cs="Times New Roman"/>
+          <w:sz w:val="30"/>
+          <w:szCs w:val="30"/>
+        </w:rPr>
+      </w:pPr>
+      <w:r>
+        <w:rPr>
+          <w:rFonts w:ascii="Times New Roman" w:hAnsi="Times New Roman" w:cs="Times New Roman"/>
+          <w:sz w:val="30"/>
+          <w:szCs w:val="30"/>
+        </w:rPr>
+        <w:t>Mở thư mục project website BABI bằng Visual Studio 2026.</w:t>
+      </w:r>
+    </w:p>
+    <w:p>
+      <w:pPr>
+        <w:numPr>
+          <w:ilvl w:val="0"/>
+          <w:numId w:val="3"/>
+        </w:numPr>
+        <w:rPr>
+          <w:rFonts w:ascii="Times New Roman" w:hAnsi="Times New Roman" w:cs="Times New Roman"/>
+          <w:sz w:val="30"/>
+          <w:szCs w:val="30"/>
+        </w:rPr>
+      </w:pPr>
+      <w:r>
+        <w:rPr>
+          <w:rFonts w:ascii="Times New Roman" w:hAnsi="Times New Roman" w:cs="Times New Roman"/>
+          <w:sz w:val="30"/>
+          <w:szCs w:val="30"/>
+        </w:rPr>
+        <w:t>Mở file appsettings.json.</w:t>
+      </w:r>
+    </w:p>
+    <w:p>
+      <w:pPr>
+        <w:numPr>
+          <w:ilvl w:val="0"/>
+          <w:numId w:val="3"/>
+        </w:numPr>
+        <w:rPr>
+          <w:rFonts w:ascii="Times New Roman" w:hAnsi="Times New Roman" w:cs="Times New Roman"/>
+          <w:sz w:val="30"/>
+          <w:szCs w:val="30"/>
+        </w:rPr>
+      </w:pPr>
+      <w:r>
+        <w:rPr>
+          <w:rFonts w:ascii="Times New Roman" w:hAnsi="Times New Roman" w:cs="Times New Roman"/>
+          <w:sz w:val="30"/>
+          <w:szCs w:val="30"/>
+        </w:rPr>
+        <w:t>Chỉnh sửa Connection String cho phù hợp với tên máy chủ SQL Server.</w:t>
+      </w:r>
+    </w:p>
+    <w:p>
+      <w:pPr>
+        <w:rPr>
+          <w:rFonts w:ascii="Times New Roman" w:hAnsi="Times New Roman" w:cs="Times New Roman"/>
+          <w:b/>
+          <w:bCs/>
+          <w:sz w:val="30"/>
+          <w:szCs w:val="30"/>
+        </w:rPr>
+      </w:pPr>
+      <w:r>
+        <w:rPr>
+          <w:rFonts w:ascii="Times New Roman" w:hAnsi="Times New Roman" w:cs="Times New Roman"/>
+          <w:b/>
+          <w:bCs/>
+          <w:sz w:val="30"/>
+          <w:szCs w:val="30"/>
+        </w:rPr>
+        <w:t>Bước 3: Chạy chương trình</w:t>
+      </w:r>
+    </w:p>
+    <w:p>
+      <w:pPr>
+        <w:numPr>
+          <w:ilvl w:val="0"/>
+          <w:numId w:val="4"/>
+        </w:numPr>
+        <w:rPr>
+          <w:rFonts w:ascii="Times New Roman" w:hAnsi="Times New Roman" w:cs="Times New Roman"/>
+          <w:sz w:val="30"/>
+          <w:szCs w:val="30"/>
+        </w:rPr>
+      </w:pPr>
+      <w:r>
+        <w:rPr>
+          <w:rFonts w:ascii="Times New Roman" w:hAnsi="Times New Roman" w:cs="Times New Roman"/>
+          <w:sz w:val="30"/>
+          <w:szCs w:val="30"/>
+        </w:rPr>
+        <w:t>Build lại toàn bộ project để kiểm tra lỗi.</w:t>
+      </w:r>
+    </w:p>
+    <w:p>
+      <w:pPr>
+        <w:numPr>
+          <w:ilvl w:val="0"/>
+          <w:numId w:val="4"/>
+        </w:numPr>
+        <w:rPr>
+          <w:rFonts w:ascii="Times New Roman" w:hAnsi="Times New Roman" w:cs="Times New Roman"/>
+          <w:sz w:val="30"/>
+          <w:szCs w:val="30"/>
+        </w:rPr>
+      </w:pPr>
+      <w:r>
+        <w:rPr>
+          <w:rFonts w:ascii="Times New Roman" w:hAnsi="Times New Roman" w:cs="Times New Roman"/>
+          <w:sz w:val="30"/>
+          <w:szCs w:val="30"/>
+        </w:rPr>
+        <w:lastRenderedPageBreak/>
+        <w:t xml:space="preserve">Chạy chương trình bằng </w:t>
+      </w:r>
+      <w:r>
+        <w:rPr>
+          <w:rFonts w:ascii="Times New Roman" w:hAnsi="Times New Roman" w:cs="Times New Roman"/>
+          <w:sz w:val="30"/>
+          <w:szCs w:val="30"/>
+        </w:rPr>
+        <w:t>https</w:t>
+      </w:r>
+    </w:p>
+    <w:p>
+      <w:pPr>
+        <w:numPr>
+          <w:ilvl w:val="0"/>
+          <w:numId w:val="4"/>
+        </w:numPr>
+        <w:rPr>
+          <w:rFonts w:ascii="Times New Roman" w:hAnsi="Times New Roman" w:cs="Times New Roman"/>
+          <w:sz w:val="30"/>
+          <w:szCs w:val="30"/>
+        </w:rPr>
+      </w:pPr>
+      <w:r>
+        <w:rPr>
+          <w:rFonts w:ascii="Times New Roman" w:hAnsi="Times New Roman" w:cs="Times New Roman"/>
+          <w:sz w:val="30"/>
+          <w:szCs w:val="30"/>
+        </w:rPr>
+        <w:t>Truy cập website thông qua trình duyệt để kiểm tra các chức năng.</w:t>
+      </w:r>
+    </w:p>
+    <w:p>
+      <w:pPr>
+        <w:rPr>
+          <w:rFonts w:ascii="Times New Roman" w:hAnsi="Times New Roman" w:cs="Times New Roman"/>
+          <w:b/>
+          <w:bCs/>
+          <w:sz w:val="30"/>
+          <w:szCs w:val="30"/>
+        </w:rPr>
+      </w:pPr>
+      <w:r>
+        <w:rPr>
+          <w:rFonts w:ascii="Times New Roman" w:hAnsi="Times New Roman" w:cs="Times New Roman"/>
+          <w:b/>
+          <w:bCs/>
+          <w:sz w:val="30"/>
+          <w:szCs w:val="30"/>
+        </w:rPr>
+        <w:t>3. Tài khoản đăng nhập quản trị</w:t>
+      </w:r>
+    </w:p>
+    <w:p>
+      <w:pPr>
+        <w:rPr>
+          <w:rFonts w:ascii="Times New Roman" w:hAnsi="Times New Roman" w:cs="Times New Roman"/>
+          <w:sz w:val="30"/>
+          <w:szCs w:val="30"/>
+        </w:rPr>
+      </w:pPr>
+      <w:r>
+        <w:rPr>
+          <w:rFonts w:ascii="Times New Roman" w:hAnsi="Times New Roman" w:cs="Times New Roman"/>
+          <w:sz w:val="30"/>
+          <w:szCs w:val="30"/>
+        </w:rPr>
+        <w:t>Hệ thống cung cấp tài khoản quản trị để phục vụ cho việc quản lý và kiểm thử website.</w:t>
+      </w:r>
+    </w:p>
+    <w:p>
+      <w:pPr>
+        <w:numPr>
+          <w:ilvl w:val="0"/>
+          <w:numId w:val="5"/>
+        </w:numPr>
+        <w:rPr>
+          <w:rFonts w:ascii="Times New Roman" w:hAnsi="Times New Roman" w:cs="Times New Roman"/>
+          <w:sz w:val="30"/>
+          <w:szCs w:val="30"/>
+        </w:rPr>
+      </w:pPr>
+      <w:r>
+        <w:rPr>
+          <w:rFonts w:ascii="Times New Roman" w:hAnsi="Times New Roman" w:cs="Times New Roman"/>
+          <w:b/>
+          <w:bCs/>
+          <w:sz w:val="30"/>
+          <w:szCs w:val="30"/>
+        </w:rPr>
+        <w:t>Tên đăng nhập:</w:t>
+      </w:r>
+      <w:r>
+        <w:rPr>
+          <w:rFonts w:ascii="Times New Roman" w:hAnsi="Times New Roman" w:cs="Times New Roman"/>
+          <w:sz w:val="30"/>
+          <w:szCs w:val="30"/>
+        </w:rPr>
+        <w:t xml:space="preserve"> admin</w:t>
+      </w:r>
+    </w:p>
+    <w:p>
+      <w:pPr>
+        <w:numPr>
+          <w:ilvl w:val="0"/>
+          <w:numId w:val="5"/>
+        </w:numPr>
+        <w:rPr>
+          <w:rFonts w:ascii="Times New Roman" w:hAnsi="Times New Roman" w:cs="Times New Roman"/>
+          <w:sz w:val="30"/>
+          <w:szCs w:val="30"/>
+        </w:rPr>
+      </w:pPr>
+      <w:r>
+        <w:rPr>
+          <w:rFonts w:ascii="Times New Roman" w:hAnsi="Times New Roman" w:cs="Times New Roman"/>
+          <w:b/>
+          <w:bCs/>
+          <w:sz w:val="30"/>
+          <w:szCs w:val="30"/>
+        </w:rPr>
+        <w:t>Mật khẩu:</w:t>
+      </w:r>
+      <w:r>
+        <w:rPr>
+          <w:rFonts w:ascii="Times New Roman" w:hAnsi="Times New Roman" w:cs="Times New Roman"/>
+          <w:sz w:val="30"/>
+          <w:szCs w:val="30"/>
+        </w:rPr>
+        <w:t xml:space="preserve"> </w:t>
+      </w:r>
+      <w:r>
+        <w:rPr>
+          <w:rFonts w:ascii="Times New Roman" w:hAnsi="Times New Roman" w:cs="Times New Roman"/>
+          <w:sz w:val="30"/>
+          <w:szCs w:val="30"/>
+        </w:rPr>
+        <w:t>123456</w:t>
+      </w:r>
+    </w:p>
+    <w:p>
+      <w:pPr>
+        <w:numPr>
+          <w:ilvl w:val="0"/>
+          <w:numId w:val="5"/>
+        </w:numPr>
+        <w:rPr>
+          <w:rFonts w:ascii="Times New Roman" w:hAnsi="Times New Roman" w:cs="Times New Roman"/>
+          <w:sz w:val="30"/>
+          <w:szCs w:val="30"/>
+        </w:rPr>
+      </w:pPr>
+      <w:r>
+        <w:rPr>
+          <w:rFonts w:ascii="Times New Roman" w:hAnsi="Times New Roman" w:cs="Times New Roman"/>
+          <w:b/>
+          <w:bCs/>
+          <w:sz w:val="30"/>
+          <w:szCs w:val="30"/>
+        </w:rPr>
+        <w:t>Quyền hạn:</w:t>
+      </w:r>
+    </w:p>
+    <w:p>
+      <w:pPr>
+        <w:numPr>
+          <w:ilvl w:val="1"/>
+          <w:numId w:val="5"/>
+        </w:numPr>
+        <w:rPr>
+          <w:rFonts w:ascii="Times New Roman" w:hAnsi="Times New Roman" w:cs="Times New Roman"/>
+          <w:sz w:val="30"/>
+          <w:szCs w:val="30"/>
+        </w:rPr>
+      </w:pPr>
+      <w:r>
+        <w:rPr>
+          <w:rFonts w:ascii="Times New Roman" w:hAnsi="Times New Roman" w:cs="Times New Roman"/>
+          <w:sz w:val="30"/>
+          <w:szCs w:val="30"/>
+        </w:rPr>
+        <w:t>Quản lý danh mục sản phẩm</w:t>
+      </w:r>
+    </w:p>
+    <w:p>
+      <w:pPr>
+        <w:numPr>
+          <w:ilvl w:val="1"/>
+          <w:numId w:val="5"/>
+        </w:numPr>
+        <w:rPr>
+          <w:rFonts w:ascii="Times New Roman" w:hAnsi="Times New Roman" w:cs="Times New Roman"/>
+          <w:sz w:val="30"/>
+          <w:szCs w:val="30"/>
+        </w:rPr>
+      </w:pPr>
+      <w:r>
+        <w:rPr>
+          <w:rFonts w:ascii="Times New Roman" w:hAnsi="Times New Roman" w:cs="Times New Roman"/>
+          <w:sz w:val="30"/>
+          <w:szCs w:val="30"/>
+        </w:rPr>
+        <w:t>Quản lý sản phẩm thời trang trẻ em</w:t>
+      </w:r>
+    </w:p>
+    <w:p>
+      <w:pPr>
+        <w:numPr>
+          <w:ilvl w:val="1"/>
+          <w:numId w:val="5"/>
+        </w:numPr>
+        <w:rPr>
+          <w:rFonts w:ascii="Times New Roman" w:hAnsi="Times New Roman" w:cs="Times New Roman"/>
+          <w:sz w:val="30"/>
+          <w:szCs w:val="30"/>
+        </w:rPr>
+      </w:pPr>
+      <w:r>
+        <w:rPr>
+          <w:rFonts w:ascii="Times New Roman" w:hAnsi="Times New Roman" w:cs="Times New Roman"/>
+          <w:sz w:val="30"/>
+          <w:szCs w:val="30"/>
+        </w:rPr>
+        <w:t>Quản lý size</w:t>
+      </w:r>
+    </w:p>
+    <w:p>
+      <w:pPr>
+        <w:numPr>
+          <w:ilvl w:val="1"/>
+          <w:numId w:val="5"/>
+        </w:numPr>
+        <w:rPr>
+          <w:rFonts w:ascii="Times New Roman" w:hAnsi="Times New Roman" w:cs="Times New Roman"/>
+          <w:sz w:val="30"/>
+          <w:szCs w:val="30"/>
+        </w:rPr>
+      </w:pPr>
+      <w:r>
+        <w:rPr>
+          <w:rFonts w:ascii="Times New Roman" w:hAnsi="Times New Roman" w:cs="Times New Roman"/>
+          <w:sz w:val="30"/>
+          <w:szCs w:val="30"/>
+        </w:rPr>
+        <w:t>Quản lý chất liệu</w:t>
+      </w:r>
+    </w:p>
+    <w:p>
+      <w:pPr>
+        <w:numPr>
+          <w:ilvl w:val="1"/>
+          <w:numId w:val="5"/>
+        </w:numPr>
+        <w:rPr>
+          <w:rFonts w:ascii="Times New Roman" w:hAnsi="Times New Roman" w:cs="Times New Roman"/>
+          <w:sz w:val="30"/>
+          <w:szCs w:val="30"/>
+        </w:rPr>
+      </w:pPr>
+      <w:r>
+        <w:rPr>
+          <w:rFonts w:ascii="Times New Roman" w:hAnsi="Times New Roman" w:cs="Times New Roman"/>
+          <w:sz w:val="30"/>
+          <w:szCs w:val="30"/>
+        </w:rPr>
+        <w:t>Quản lý màu</w:t>
+      </w:r>
+    </w:p>
+    <w:p>
+      <w:pPr>
+        <w:numPr>
+          <w:ilvl w:val="1"/>
+          <w:numId w:val="5"/>
+        </w:numPr>
+        <w:rPr>
+          <w:rFonts w:ascii="Times New Roman" w:hAnsi="Times New Roman" w:cs="Times New Roman"/>
+          <w:sz w:val="30"/>
+          <w:szCs w:val="30"/>
+        </w:rPr>
+      </w:pPr>
+      <w:r>
+        <w:rPr>
+          <w:rFonts w:ascii="Times New Roman" w:hAnsi="Times New Roman" w:cs="Times New Roman"/>
+          <w:sz w:val="30"/>
+          <w:szCs w:val="30"/>
+        </w:rPr>
+        <w:t>Quản lý đánh giá</w:t>
+      </w:r>
+    </w:p>
+    <w:p>
+      <w:pPr>
+        <w:numPr>
+          <w:ilvl w:val="1"/>
+          <w:numId w:val="5"/>
+        </w:numPr>
+        <w:rPr>
+          <w:rFonts w:ascii="Times New Roman" w:hAnsi="Times New Roman" w:cs="Times New Roman"/>
+          <w:sz w:val="30"/>
+          <w:szCs w:val="30"/>
+        </w:rPr>
+      </w:pPr>
+      <w:r>
+        <w:rPr>
+          <w:rFonts w:ascii="Times New Roman" w:hAnsi="Times New Roman" w:cs="Times New Roman"/>
+          <w:sz w:val="30"/>
+          <w:szCs w:val="30"/>
+        </w:rPr>
+        <w:t>Quản lý đơn hàng</w:t>
+      </w:r>
+    </w:p>
+    <w:p>
+      <w:pPr>
+        <w:numPr>
+          <w:ilvl w:val="1"/>
+          <w:numId w:val="5"/>
+        </w:numPr>
+        <w:rPr>
+          <w:rFonts w:ascii="Times New Roman" w:hAnsi="Times New Roman" w:cs="Times New Roman"/>
+          <w:sz w:val="30"/>
+          <w:szCs w:val="30"/>
+        </w:rPr>
+      </w:pPr>
+      <w:r>
+        <w:rPr>
+          <w:rFonts w:ascii="Times New Roman" w:hAnsi="Times New Roman" w:cs="Times New Roman"/>
+          <w:sz w:val="30"/>
+          <w:szCs w:val="30"/>
+        </w:rPr>
+        <w:t>Quản lý tài khoản người dùng</w:t>
       </w:r>
     </w:p>
     <w:p/>
@@ -79,6 +963,771 @@
     </w:sectPr>
   </w:body>
 </w:document>
+</file>
+
+<file path=word/numbering.xml><?xml version="1.0" encoding="utf-8"?>
+<w:numbering xmlns:wpc="http://schemas.microsoft.com/office/word/2010/wordprocessingCanvas" xmlns:cx="http://schemas.microsoft.com/office/drawing/2014/chartex" xmlns:cx1="http://schemas.microsoft.com/office/drawing/2015/9/8/chartex" xmlns:cx2="http://schemas.microsoft.com/office/drawing/2015/10/21/chartex" xmlns:cx3="http://schemas.microsoft.com/office/drawing/2016/5/9/chartex" xmlns:cx4="http://schemas.microsoft.com/office/drawing/2016/5/10/chartex" xmlns:cx5="http://schemas.microsoft.com/office/drawing/2016/5/11/chartex" xmlns:cx6="http://schemas.microsoft.com/office/drawing/2016/5/12/chartex" xmlns:cx7="http://schemas.microsoft.com/office/drawing/2016/5/13/chartex" xmlns:cx8="http://schemas.microsoft.com/office/drawing/2016/5/14/chartex" xmlns:mc="http://schemas.openxmlformats.org/markup-compatibility/2006" xmlns:aink="http://schemas.microsoft.com/office/drawing/2016/ink" xmlns:am3d="http://schemas.microsoft.com/office/drawing/2017/model3d" xmlns:o="urn:schemas-microsoft-com:office:office" xmlns:oel="http://schemas.microsoft.com/office/2019/extlst" xmlns:r="http://schemas.openxmlformats.org/officeDocument/2006/relationships" xmlns:m="http://schemas.openxmlformats.org/officeDocument/2006/math" xmlns:v="urn:schemas-microsoft-com:vml" xmlns:wp14="http://schemas.microsoft.com/office/word/2010/wordprocessingDrawing" xmlns:wp="http://schemas.openxmlformats.org/drawingml/2006/wordprocessingDrawing" xmlns:w10="urn:schemas-microsoft-com:office:word" xmlns:w="http://schemas.openxmlformats.org/wordprocessingml/2006/main" xmlns:w14="http://schemas.microsoft.com/office/word/2010/wordml" xmlns:w15="http://schemas.microsoft.com/office/word/2012/wordml" xmlns:w16cex="http://schemas.microsoft.com/office/word/2018/wordml/cex" xmlns:w16cid="http://schemas.microsoft.com/office/word/2016/wordml/cid" xmlns:w16="http://schemas.microsoft.com/office/word/2018/wordml" xmlns:w16du="http://schemas.microsoft.com/office/word/2023/wordml/word16du" xmlns:w16sdtdh="http://schemas.microsoft.com/office/word/2020/wordml/sdtdatahash" xmlns:w16sdtfl="http://schemas.microsoft.com/office/word/2024/wordml/sdtformatlock" xmlns:w16se="http://schemas.microsoft.com/office/word/2015/wordml/symex" xmlns:wpg="http://schemas.microsoft.com/office/word/2010/wordprocessingGroup" xmlns:wpi="http://schemas.microsoft.com/office/word/2010/wordprocessingInk" xmlns:wne="http://schemas.microsoft.com/office/word/2006/wordml" xmlns:wps="http://schemas.microsoft.com/office/word/2010/wordprocessingShape" mc:Ignorable="w14 w15 w16se w16cid w16 w16cex w16sdtdh w16sdtfl w16du wp14">
+  <w:abstractNum w:abstractNumId="0" w15:restartNumberingAfterBreak="0">
+    <w:nsid w:val="06DD7EC4"/>
+    <w:multiLevelType w:val="multilevel"/>
+    <w:tmpl w:val="F8BA9830"/>
+    <w:lvl w:ilvl="0">
+      <w:start w:val="1"/>
+      <w:numFmt w:val="bullet"/>
+      <w:lvlText w:val=""/>
+      <w:lvlJc w:val="left"/>
+      <w:pPr>
+        <w:tabs>
+          <w:tab w:val="num" w:pos="720"/>
+        </w:tabs>
+        <w:ind w:left="720" w:hanging="360"/>
+      </w:pPr>
+      <w:rPr>
+        <w:rFonts w:ascii="Symbol" w:hAnsi="Symbol" w:hint="default"/>
+        <w:sz w:val="20"/>
+      </w:rPr>
+    </w:lvl>
+    <w:lvl w:ilvl="1" w:tentative="1">
+      <w:start w:val="1"/>
+      <w:numFmt w:val="bullet"/>
+      <w:lvlText w:val="o"/>
+      <w:lvlJc w:val="left"/>
+      <w:pPr>
+        <w:tabs>
+          <w:tab w:val="num" w:pos="1440"/>
+        </w:tabs>
+        <w:ind w:left="1440" w:hanging="360"/>
+      </w:pPr>
+      <w:rPr>
+        <w:rFonts w:ascii="Courier New" w:hAnsi="Courier New" w:hint="default"/>
+        <w:sz w:val="20"/>
+      </w:rPr>
+    </w:lvl>
+    <w:lvl w:ilvl="2" w:tentative="1">
+      <w:start w:val="1"/>
+      <w:numFmt w:val="bullet"/>
+      <w:lvlText w:val=""/>
+      <w:lvlJc w:val="left"/>
+      <w:pPr>
+        <w:tabs>
+          <w:tab w:val="num" w:pos="2160"/>
+        </w:tabs>
+        <w:ind w:left="2160" w:hanging="360"/>
+      </w:pPr>
+      <w:rPr>
+        <w:rFonts w:ascii="Wingdings" w:hAnsi="Wingdings" w:hint="default"/>
+        <w:sz w:val="20"/>
+      </w:rPr>
+    </w:lvl>
+    <w:lvl w:ilvl="3" w:tentative="1">
+      <w:start w:val="1"/>
+      <w:numFmt w:val="bullet"/>
+      <w:lvlText w:val=""/>
+      <w:lvlJc w:val="left"/>
+      <w:pPr>
+        <w:tabs>
+          <w:tab w:val="num" w:pos="2880"/>
+        </w:tabs>
+        <w:ind w:left="2880" w:hanging="360"/>
+      </w:pPr>
+      <w:rPr>
+        <w:rFonts w:ascii="Wingdings" w:hAnsi="Wingdings" w:hint="default"/>
+        <w:sz w:val="20"/>
+      </w:rPr>
+    </w:lvl>
+    <w:lvl w:ilvl="4" w:tentative="1">
+      <w:start w:val="1"/>
+      <w:numFmt w:val="bullet"/>
+      <w:lvlText w:val=""/>
+      <w:lvlJc w:val="left"/>
+      <w:pPr>
+        <w:tabs>
+          <w:tab w:val="num" w:pos="3600"/>
+        </w:tabs>
+        <w:ind w:left="3600" w:hanging="360"/>
+      </w:pPr>
+      <w:rPr>
+        <w:rFonts w:ascii="Wingdings" w:hAnsi="Wingdings" w:hint="default"/>
+        <w:sz w:val="20"/>
+      </w:rPr>
+    </w:lvl>
+    <w:lvl w:ilvl="5" w:tentative="1">
+      <w:start w:val="1"/>
+      <w:numFmt w:val="bullet"/>
+      <w:lvlText w:val=""/>
+      <w:lvlJc w:val="left"/>
+      <w:pPr>
+        <w:tabs>
+          <w:tab w:val="num" w:pos="4320"/>
+        </w:tabs>
+        <w:ind w:left="4320" w:hanging="360"/>
+      </w:pPr>
+      <w:rPr>
+        <w:rFonts w:ascii="Wingdings" w:hAnsi="Wingdings" w:hint="default"/>
+        <w:sz w:val="20"/>
+      </w:rPr>
+    </w:lvl>
+    <w:lvl w:ilvl="6" w:tentative="1">
+      <w:start w:val="1"/>
+      <w:numFmt w:val="bullet"/>
+      <w:lvlText w:val=""/>
+      <w:lvlJc w:val="left"/>
+      <w:pPr>
+        <w:tabs>
+          <w:tab w:val="num" w:pos="5040"/>
+        </w:tabs>
+        <w:ind w:left="5040" w:hanging="360"/>
+      </w:pPr>
+      <w:rPr>
+        <w:rFonts w:ascii="Wingdings" w:hAnsi="Wingdings" w:hint="default"/>
+        <w:sz w:val="20"/>
+      </w:rPr>
+    </w:lvl>
+    <w:lvl w:ilvl="7" w:tentative="1">
+      <w:start w:val="1"/>
+      <w:numFmt w:val="bullet"/>
+      <w:lvlText w:val=""/>
+      <w:lvlJc w:val="left"/>
+      <w:pPr>
+        <w:tabs>
+          <w:tab w:val="num" w:pos="5760"/>
+        </w:tabs>
+        <w:ind w:left="5760" w:hanging="360"/>
+      </w:pPr>
+      <w:rPr>
+        <w:rFonts w:ascii="Wingdings" w:hAnsi="Wingdings" w:hint="default"/>
+        <w:sz w:val="20"/>
+      </w:rPr>
+    </w:lvl>
+    <w:lvl w:ilvl="8" w:tentative="1">
+      <w:start w:val="1"/>
+      <w:numFmt w:val="bullet"/>
+      <w:lvlText w:val=""/>
+      <w:lvlJc w:val="left"/>
+      <w:pPr>
+        <w:tabs>
+          <w:tab w:val="num" w:pos="6480"/>
+        </w:tabs>
+        <w:ind w:left="6480" w:hanging="360"/>
+      </w:pPr>
+      <w:rPr>
+        <w:rFonts w:ascii="Wingdings" w:hAnsi="Wingdings" w:hint="default"/>
+        <w:sz w:val="20"/>
+      </w:rPr>
+    </w:lvl>
+  </w:abstractNum>
+  <w:abstractNum w:abstractNumId="1" w15:restartNumberingAfterBreak="0">
+    <w:nsid w:val="07671C20"/>
+    <w:multiLevelType w:val="multilevel"/>
+    <w:tmpl w:val="819CD8C2"/>
+    <w:lvl w:ilvl="0">
+      <w:start w:val="1"/>
+      <w:numFmt w:val="bullet"/>
+      <w:lvlText w:val=""/>
+      <w:lvlJc w:val="left"/>
+      <w:pPr>
+        <w:tabs>
+          <w:tab w:val="num" w:pos="720"/>
+        </w:tabs>
+        <w:ind w:left="720" w:hanging="360"/>
+      </w:pPr>
+      <w:rPr>
+        <w:rFonts w:ascii="Symbol" w:hAnsi="Symbol" w:hint="default"/>
+        <w:sz w:val="20"/>
+      </w:rPr>
+    </w:lvl>
+    <w:lvl w:ilvl="1" w:tentative="1">
+      <w:start w:val="1"/>
+      <w:numFmt w:val="bullet"/>
+      <w:lvlText w:val="o"/>
+      <w:lvlJc w:val="left"/>
+      <w:pPr>
+        <w:tabs>
+          <w:tab w:val="num" w:pos="1440"/>
+        </w:tabs>
+        <w:ind w:left="1440" w:hanging="360"/>
+      </w:pPr>
+      <w:rPr>
+        <w:rFonts w:ascii="Courier New" w:hAnsi="Courier New" w:hint="default"/>
+        <w:sz w:val="20"/>
+      </w:rPr>
+    </w:lvl>
+    <w:lvl w:ilvl="2" w:tentative="1">
+      <w:start w:val="1"/>
+      <w:numFmt w:val="bullet"/>
+      <w:lvlText w:val=""/>
+      <w:lvlJc w:val="left"/>
+      <w:pPr>
+        <w:tabs>
+          <w:tab w:val="num" w:pos="2160"/>
+        </w:tabs>
+        <w:ind w:left="2160" w:hanging="360"/>
+      </w:pPr>
+      <w:rPr>
+        <w:rFonts w:ascii="Wingdings" w:hAnsi="Wingdings" w:hint="default"/>
+        <w:sz w:val="20"/>
+      </w:rPr>
+    </w:lvl>
+    <w:lvl w:ilvl="3" w:tentative="1">
+      <w:start w:val="1"/>
+      <w:numFmt w:val="bullet"/>
+      <w:lvlText w:val=""/>
+      <w:lvlJc w:val="left"/>
+      <w:pPr>
+        <w:tabs>
+          <w:tab w:val="num" w:pos="2880"/>
+        </w:tabs>
+        <w:ind w:left="2880" w:hanging="360"/>
+      </w:pPr>
+      <w:rPr>
+        <w:rFonts w:ascii="Wingdings" w:hAnsi="Wingdings" w:hint="default"/>
+        <w:sz w:val="20"/>
+      </w:rPr>
+    </w:lvl>
+    <w:lvl w:ilvl="4" w:tentative="1">
+      <w:start w:val="1"/>
+      <w:numFmt w:val="bullet"/>
+      <w:lvlText w:val=""/>
+      <w:lvlJc w:val="left"/>
+      <w:pPr>
+        <w:tabs>
+          <w:tab w:val="num" w:pos="3600"/>
+        </w:tabs>
+        <w:ind w:left="3600" w:hanging="360"/>
+      </w:pPr>
+      <w:rPr>
+        <w:rFonts w:ascii="Wingdings" w:hAnsi="Wingdings" w:hint="default"/>
+        <w:sz w:val="20"/>
+      </w:rPr>
+    </w:lvl>
+    <w:lvl w:ilvl="5" w:tentative="1">
+      <w:start w:val="1"/>
+      <w:numFmt w:val="bullet"/>
+      <w:lvlText w:val=""/>
+      <w:lvlJc w:val="left"/>
+      <w:pPr>
+        <w:tabs>
+          <w:tab w:val="num" w:pos="4320"/>
+        </w:tabs>
+        <w:ind w:left="4320" w:hanging="360"/>
+      </w:pPr>
+      <w:rPr>
+        <w:rFonts w:ascii="Wingdings" w:hAnsi="Wingdings" w:hint="default"/>
+        <w:sz w:val="20"/>
+      </w:rPr>
+    </w:lvl>
+    <w:lvl w:ilvl="6" w:tentative="1">
+      <w:start w:val="1"/>
+      <w:numFmt w:val="bullet"/>
+      <w:lvlText w:val=""/>
+      <w:lvlJc w:val="left"/>
+      <w:pPr>
+        <w:tabs>
+          <w:tab w:val="num" w:pos="5040"/>
+        </w:tabs>
+        <w:ind w:left="5040" w:hanging="360"/>
+      </w:pPr>
+      <w:rPr>
+        <w:rFonts w:ascii="Wingdings" w:hAnsi="Wingdings" w:hint="default"/>
+        <w:sz w:val="20"/>
+      </w:rPr>
+    </w:lvl>
+    <w:lvl w:ilvl="7" w:tentative="1">
+      <w:start w:val="1"/>
+      <w:numFmt w:val="bullet"/>
+      <w:lvlText w:val=""/>
+      <w:lvlJc w:val="left"/>
+      <w:pPr>
+        <w:tabs>
+          <w:tab w:val="num" w:pos="5760"/>
+        </w:tabs>
+        <w:ind w:left="5760" w:hanging="360"/>
+      </w:pPr>
+      <w:rPr>
+        <w:rFonts w:ascii="Wingdings" w:hAnsi="Wingdings" w:hint="default"/>
+        <w:sz w:val="20"/>
+      </w:rPr>
+    </w:lvl>
+    <w:lvl w:ilvl="8" w:tentative="1">
+      <w:start w:val="1"/>
+      <w:numFmt w:val="bullet"/>
+      <w:lvlText w:val=""/>
+      <w:lvlJc w:val="left"/>
+      <w:pPr>
+        <w:tabs>
+          <w:tab w:val="num" w:pos="6480"/>
+        </w:tabs>
+        <w:ind w:left="6480" w:hanging="360"/>
+      </w:pPr>
+      <w:rPr>
+        <w:rFonts w:ascii="Wingdings" w:hAnsi="Wingdings" w:hint="default"/>
+        <w:sz w:val="20"/>
+      </w:rPr>
+    </w:lvl>
+  </w:abstractNum>
+  <w:abstractNum w:abstractNumId="2" w15:restartNumberingAfterBreak="0">
+    <w:nsid w:val="29CA5F11"/>
+    <w:multiLevelType w:val="multilevel"/>
+    <w:tmpl w:val="9AC88E08"/>
+    <w:lvl w:ilvl="0">
+      <w:start w:val="1"/>
+      <w:numFmt w:val="bullet"/>
+      <w:lvlText w:val=""/>
+      <w:lvlJc w:val="left"/>
+      <w:pPr>
+        <w:tabs>
+          <w:tab w:val="num" w:pos="720"/>
+        </w:tabs>
+        <w:ind w:left="720" w:hanging="360"/>
+      </w:pPr>
+      <w:rPr>
+        <w:rFonts w:ascii="Symbol" w:hAnsi="Symbol" w:hint="default"/>
+        <w:sz w:val="20"/>
+      </w:rPr>
+    </w:lvl>
+    <w:lvl w:ilvl="1">
+      <w:start w:val="1"/>
+      <w:numFmt w:val="bullet"/>
+      <w:lvlText w:val="o"/>
+      <w:lvlJc w:val="left"/>
+      <w:pPr>
+        <w:tabs>
+          <w:tab w:val="num" w:pos="1440"/>
+        </w:tabs>
+        <w:ind w:left="1440" w:hanging="360"/>
+      </w:pPr>
+      <w:rPr>
+        <w:rFonts w:ascii="Courier New" w:hAnsi="Courier New" w:hint="default"/>
+        <w:sz w:val="20"/>
+      </w:rPr>
+    </w:lvl>
+    <w:lvl w:ilvl="2" w:tentative="1">
+      <w:start w:val="1"/>
+      <w:numFmt w:val="bullet"/>
+      <w:lvlText w:val=""/>
+      <w:lvlJc w:val="left"/>
+      <w:pPr>
+        <w:tabs>
+          <w:tab w:val="num" w:pos="2160"/>
+        </w:tabs>
+        <w:ind w:left="2160" w:hanging="360"/>
+      </w:pPr>
+      <w:rPr>
+        <w:rFonts w:ascii="Wingdings" w:hAnsi="Wingdings" w:hint="default"/>
+        <w:sz w:val="20"/>
+      </w:rPr>
+    </w:lvl>
+    <w:lvl w:ilvl="3" w:tentative="1">
+      <w:start w:val="1"/>
+      <w:numFmt w:val="bullet"/>
+      <w:lvlText w:val=""/>
+      <w:lvlJc w:val="left"/>
+      <w:pPr>
+        <w:tabs>
+          <w:tab w:val="num" w:pos="2880"/>
+        </w:tabs>
+        <w:ind w:left="2880" w:hanging="360"/>
+      </w:pPr>
+      <w:rPr>
+        <w:rFonts w:ascii="Wingdings" w:hAnsi="Wingdings" w:hint="default"/>
+        <w:sz w:val="20"/>
+      </w:rPr>
+    </w:lvl>
+    <w:lvl w:ilvl="4" w:tentative="1">
+      <w:start w:val="1"/>
+      <w:numFmt w:val="bullet"/>
+      <w:lvlText w:val=""/>
+      <w:lvlJc w:val="left"/>
+      <w:pPr>
+        <w:tabs>
+          <w:tab w:val="num" w:pos="3600"/>
+        </w:tabs>
+        <w:ind w:left="3600" w:hanging="360"/>
+      </w:pPr>
+      <w:rPr>
+        <w:rFonts w:ascii="Wingdings" w:hAnsi="Wingdings" w:hint="default"/>
+        <w:sz w:val="20"/>
+      </w:rPr>
+    </w:lvl>
+    <w:lvl w:ilvl="5" w:tentative="1">
+      <w:start w:val="1"/>
+      <w:numFmt w:val="bullet"/>
+      <w:lvlText w:val=""/>
+      <w:lvlJc w:val="left"/>
+      <w:pPr>
+        <w:tabs>
+          <w:tab w:val="num" w:pos="4320"/>
+        </w:tabs>
+        <w:ind w:left="4320" w:hanging="360"/>
+      </w:pPr>
+      <w:rPr>
+        <w:rFonts w:ascii="Wingdings" w:hAnsi="Wingdings" w:hint="default"/>
+        <w:sz w:val="20"/>
+      </w:rPr>
+    </w:lvl>
+    <w:lvl w:ilvl="6" w:tentative="1">
+      <w:start w:val="1"/>
+      <w:numFmt w:val="bullet"/>
+      <w:lvlText w:val=""/>
+      <w:lvlJc w:val="left"/>
+      <w:pPr>
+        <w:tabs>
+          <w:tab w:val="num" w:pos="5040"/>
+        </w:tabs>
+        <w:ind w:left="5040" w:hanging="360"/>
+      </w:pPr>
+      <w:rPr>
+        <w:rFonts w:ascii="Wingdings" w:hAnsi="Wingdings" w:hint="default"/>
+        <w:sz w:val="20"/>
+      </w:rPr>
+    </w:lvl>
+    <w:lvl w:ilvl="7" w:tentative="1">
+      <w:start w:val="1"/>
+      <w:numFmt w:val="bullet"/>
+      <w:lvlText w:val=""/>
+      <w:lvlJc w:val="left"/>
+      <w:pPr>
+        <w:tabs>
+          <w:tab w:val="num" w:pos="5760"/>
+        </w:tabs>
+        <w:ind w:left="5760" w:hanging="360"/>
+      </w:pPr>
+      <w:rPr>
+        <w:rFonts w:ascii="Wingdings" w:hAnsi="Wingdings" w:hint="default"/>
+        <w:sz w:val="20"/>
+      </w:rPr>
+    </w:lvl>
+    <w:lvl w:ilvl="8" w:tentative="1">
+      <w:start w:val="1"/>
+      <w:numFmt w:val="bullet"/>
+      <w:lvlText w:val=""/>
+      <w:lvlJc w:val="left"/>
+      <w:pPr>
+        <w:tabs>
+          <w:tab w:val="num" w:pos="6480"/>
+        </w:tabs>
+        <w:ind w:left="6480" w:hanging="360"/>
+      </w:pPr>
+      <w:rPr>
+        <w:rFonts w:ascii="Wingdings" w:hAnsi="Wingdings" w:hint="default"/>
+        <w:sz w:val="20"/>
+      </w:rPr>
+    </w:lvl>
+  </w:abstractNum>
+  <w:abstractNum w:abstractNumId="3" w15:restartNumberingAfterBreak="0">
+    <w:nsid w:val="2EC92400"/>
+    <w:multiLevelType w:val="multilevel"/>
+    <w:tmpl w:val="880E2388"/>
+    <w:lvl w:ilvl="0">
+      <w:start w:val="1"/>
+      <w:numFmt w:val="bullet"/>
+      <w:lvlText w:val=""/>
+      <w:lvlJc w:val="left"/>
+      <w:pPr>
+        <w:tabs>
+          <w:tab w:val="num" w:pos="720"/>
+        </w:tabs>
+        <w:ind w:left="720" w:hanging="360"/>
+      </w:pPr>
+      <w:rPr>
+        <w:rFonts w:ascii="Symbol" w:hAnsi="Symbol" w:hint="default"/>
+        <w:sz w:val="20"/>
+      </w:rPr>
+    </w:lvl>
+    <w:lvl w:ilvl="1" w:tentative="1">
+      <w:start w:val="1"/>
+      <w:numFmt w:val="bullet"/>
+      <w:lvlText w:val="o"/>
+      <w:lvlJc w:val="left"/>
+      <w:pPr>
+        <w:tabs>
+          <w:tab w:val="num" w:pos="1440"/>
+        </w:tabs>
+        <w:ind w:left="1440" w:hanging="360"/>
+      </w:pPr>
+      <w:rPr>
+        <w:rFonts w:ascii="Courier New" w:hAnsi="Courier New" w:hint="default"/>
+        <w:sz w:val="20"/>
+      </w:rPr>
+    </w:lvl>
+    <w:lvl w:ilvl="2" w:tentative="1">
+      <w:start w:val="1"/>
+      <w:numFmt w:val="bullet"/>
+      <w:lvlText w:val=""/>
+      <w:lvlJc w:val="left"/>
+      <w:pPr>
+        <w:tabs>
+          <w:tab w:val="num" w:pos="2160"/>
+        </w:tabs>
+        <w:ind w:left="2160" w:hanging="360"/>
+      </w:pPr>
+      <w:rPr>
+        <w:rFonts w:ascii="Wingdings" w:hAnsi="Wingdings" w:hint="default"/>
+        <w:sz w:val="20"/>
+      </w:rPr>
+    </w:lvl>
+    <w:lvl w:ilvl="3" w:tentative="1">
+      <w:start w:val="1"/>
+      <w:numFmt w:val="bullet"/>
+      <w:lvlText w:val=""/>
+      <w:lvlJc w:val="left"/>
+      <w:pPr>
+        <w:tabs>
+          <w:tab w:val="num" w:pos="2880"/>
+        </w:tabs>
+        <w:ind w:left="2880" w:hanging="360"/>
+      </w:pPr>
+      <w:rPr>
+        <w:rFonts w:ascii="Wingdings" w:hAnsi="Wingdings" w:hint="default"/>
+        <w:sz w:val="20"/>
+      </w:rPr>
+    </w:lvl>
+    <w:lvl w:ilvl="4" w:tentative="1">
+      <w:start w:val="1"/>
+      <w:numFmt w:val="bullet"/>
+      <w:lvlText w:val=""/>
+      <w:lvlJc w:val="left"/>
+      <w:pPr>
+        <w:tabs>
+          <w:tab w:val="num" w:pos="3600"/>
+        </w:tabs>
+        <w:ind w:left="3600" w:hanging="360"/>
+      </w:pPr>
+      <w:rPr>
+        <w:rFonts w:ascii="Wingdings" w:hAnsi="Wingdings" w:hint="default"/>
+        <w:sz w:val="20"/>
+      </w:rPr>
+    </w:lvl>
+    <w:lvl w:ilvl="5" w:tentative="1">
+      <w:start w:val="1"/>
+      <w:numFmt w:val="bullet"/>
+      <w:lvlText w:val=""/>
+      <w:lvlJc w:val="left"/>
+      <w:pPr>
+        <w:tabs>
+          <w:tab w:val="num" w:pos="4320"/>
+        </w:tabs>
+        <w:ind w:left="4320" w:hanging="360"/>
+      </w:pPr>
+      <w:rPr>
+        <w:rFonts w:ascii="Wingdings" w:hAnsi="Wingdings" w:hint="default"/>
+        <w:sz w:val="20"/>
+      </w:rPr>
+    </w:lvl>
+    <w:lvl w:ilvl="6" w:tentative="1">
+      <w:start w:val="1"/>
+      <w:numFmt w:val="bullet"/>
+      <w:lvlText w:val=""/>
+      <w:lvlJc w:val="left"/>
+      <w:pPr>
+        <w:tabs>
+          <w:tab w:val="num" w:pos="5040"/>
+        </w:tabs>
+        <w:ind w:left="5040" w:hanging="360"/>
+      </w:pPr>
+      <w:rPr>
+        <w:rFonts w:ascii="Wingdings" w:hAnsi="Wingdings" w:hint="default"/>
+        <w:sz w:val="20"/>
+      </w:rPr>
+    </w:lvl>
+    <w:lvl w:ilvl="7" w:tentative="1">
+      <w:start w:val="1"/>
+      <w:numFmt w:val="bullet"/>
+      <w:lvlText w:val=""/>
+      <w:lvlJc w:val="left"/>
+      <w:pPr>
+        <w:tabs>
+          <w:tab w:val="num" w:pos="5760"/>
+        </w:tabs>
+        <w:ind w:left="5760" w:hanging="360"/>
+      </w:pPr>
+      <w:rPr>
+        <w:rFonts w:ascii="Wingdings" w:hAnsi="Wingdings" w:hint="default"/>
+        <w:sz w:val="20"/>
+      </w:rPr>
+    </w:lvl>
+    <w:lvl w:ilvl="8" w:tentative="1">
+      <w:start w:val="1"/>
+      <w:numFmt w:val="bullet"/>
+      <w:lvlText w:val=""/>
+      <w:lvlJc w:val="left"/>
+      <w:pPr>
+        <w:tabs>
+          <w:tab w:val="num" w:pos="6480"/>
+        </w:tabs>
+        <w:ind w:left="6480" w:hanging="360"/>
+      </w:pPr>
+      <w:rPr>
+        <w:rFonts w:ascii="Wingdings" w:hAnsi="Wingdings" w:hint="default"/>
+        <w:sz w:val="20"/>
+      </w:rPr>
+    </w:lvl>
+  </w:abstractNum>
+  <w:abstractNum w:abstractNumId="4" w15:restartNumberingAfterBreak="0">
+    <w:nsid w:val="7A0B38CC"/>
+    <w:multiLevelType w:val="multilevel"/>
+    <w:tmpl w:val="4C9667BA"/>
+    <w:lvl w:ilvl="0">
+      <w:start w:val="1"/>
+      <w:numFmt w:val="bullet"/>
+      <w:lvlText w:val=""/>
+      <w:lvlJc w:val="left"/>
+      <w:pPr>
+        <w:tabs>
+          <w:tab w:val="num" w:pos="720"/>
+        </w:tabs>
+        <w:ind w:left="720" w:hanging="360"/>
+      </w:pPr>
+      <w:rPr>
+        <w:rFonts w:ascii="Symbol" w:hAnsi="Symbol" w:hint="default"/>
+        <w:sz w:val="20"/>
+      </w:rPr>
+    </w:lvl>
+    <w:lvl w:ilvl="1" w:tentative="1">
+      <w:start w:val="1"/>
+      <w:numFmt w:val="bullet"/>
+      <w:lvlText w:val="o"/>
+      <w:lvlJc w:val="left"/>
+      <w:pPr>
+        <w:tabs>
+          <w:tab w:val="num" w:pos="1440"/>
+        </w:tabs>
+        <w:ind w:left="1440" w:hanging="360"/>
+      </w:pPr>
+      <w:rPr>
+        <w:rFonts w:ascii="Courier New" w:hAnsi="Courier New" w:hint="default"/>
+        <w:sz w:val="20"/>
+      </w:rPr>
+    </w:lvl>
+    <w:lvl w:ilvl="2" w:tentative="1">
+      <w:start w:val="1"/>
+      <w:numFmt w:val="bullet"/>
+      <w:lvlText w:val=""/>
+      <w:lvlJc w:val="left"/>
+      <w:pPr>
+        <w:tabs>
+          <w:tab w:val="num" w:pos="2160"/>
+        </w:tabs>
+        <w:ind w:left="2160" w:hanging="360"/>
+      </w:pPr>
+      <w:rPr>
+        <w:rFonts w:ascii="Wingdings" w:hAnsi="Wingdings" w:hint="default"/>
+        <w:sz w:val="20"/>
+      </w:rPr>
+    </w:lvl>
+    <w:lvl w:ilvl="3" w:tentative="1">
+      <w:start w:val="1"/>
+      <w:numFmt w:val="bullet"/>
+      <w:lvlText w:val=""/>
+      <w:lvlJc w:val="left"/>
+      <w:pPr>
+        <w:tabs>
+          <w:tab w:val="num" w:pos="2880"/>
+        </w:tabs>
+        <w:ind w:left="2880" w:hanging="360"/>
+      </w:pPr>
+      <w:rPr>
+        <w:rFonts w:ascii="Wingdings" w:hAnsi="Wingdings" w:hint="default"/>
+        <w:sz w:val="20"/>
+      </w:rPr>
+    </w:lvl>
+    <w:lvl w:ilvl="4" w:tentative="1">
+      <w:start w:val="1"/>
+      <w:numFmt w:val="bullet"/>
+      <w:lvlText w:val=""/>
+      <w:lvlJc w:val="left"/>
+      <w:pPr>
+        <w:tabs>
+          <w:tab w:val="num" w:pos="3600"/>
+        </w:tabs>
+        <w:ind w:left="3600" w:hanging="360"/>
+      </w:pPr>
+      <w:rPr>
+        <w:rFonts w:ascii="Wingdings" w:hAnsi="Wingdings" w:hint="default"/>
+        <w:sz w:val="20"/>
+      </w:rPr>
+    </w:lvl>
+    <w:lvl w:ilvl="5" w:tentative="1">
+      <w:start w:val="1"/>
+      <w:numFmt w:val="bullet"/>
+      <w:lvlText w:val=""/>
+      <w:lvlJc w:val="left"/>
+      <w:pPr>
+        <w:tabs>
+          <w:tab w:val="num" w:pos="4320"/>
+        </w:tabs>
+        <w:ind w:left="4320" w:hanging="360"/>
+      </w:pPr>
+      <w:rPr>
+        <w:rFonts w:ascii="Wingdings" w:hAnsi="Wingdings" w:hint="default"/>
+        <w:sz w:val="20"/>
+      </w:rPr>
+    </w:lvl>
+    <w:lvl w:ilvl="6" w:tentative="1">
+      <w:start w:val="1"/>
+      <w:numFmt w:val="bullet"/>
+      <w:lvlText w:val=""/>
+      <w:lvlJc w:val="left"/>
+      <w:pPr>
+        <w:tabs>
+          <w:tab w:val="num" w:pos="5040"/>
+        </w:tabs>
+        <w:ind w:left="5040" w:hanging="360"/>
+      </w:pPr>
+      <w:rPr>
+        <w:rFonts w:ascii="Wingdings" w:hAnsi="Wingdings" w:hint="default"/>
+        <w:sz w:val="20"/>
+      </w:rPr>
+    </w:lvl>
+    <w:lvl w:ilvl="7" w:tentative="1">
+      <w:start w:val="1"/>
+      <w:numFmt w:val="bullet"/>
+      <w:lvlText w:val=""/>
+      <w:lvlJc w:val="left"/>
+      <w:pPr>
+        <w:tabs>
+          <w:tab w:val="num" w:pos="5760"/>
+        </w:tabs>
+        <w:ind w:left="5760" w:hanging="360"/>
+      </w:pPr>
+      <w:rPr>
+        <w:rFonts w:ascii="Wingdings" w:hAnsi="Wingdings" w:hint="default"/>
+        <w:sz w:val="20"/>
+      </w:rPr>
+    </w:lvl>
+    <w:lvl w:ilvl="8" w:tentative="1">
+      <w:start w:val="1"/>
+      <w:numFmt w:val="bullet"/>
+      <w:lvlText w:val=""/>
+      <w:lvlJc w:val="left"/>
+      <w:pPr>
+        <w:tabs>
+          <w:tab w:val="num" w:pos="6480"/>
+        </w:tabs>
+        <w:ind w:left="6480" w:hanging="360"/>
+      </w:pPr>
+      <w:rPr>
+        <w:rFonts w:ascii="Wingdings" w:hAnsi="Wingdings" w:hint="default"/>
+        <w:sz w:val="20"/>
+      </w:rPr>
+    </w:lvl>
+  </w:abstractNum>
+  <w:num w:numId="1" w16cid:durableId="1632901528">
+    <w:abstractNumId w:val="4"/>
+  </w:num>
+  <w:num w:numId="2" w16cid:durableId="151719242">
+    <w:abstractNumId w:val="1"/>
+  </w:num>
+  <w:num w:numId="3" w16cid:durableId="2127430666">
+    <w:abstractNumId w:val="0"/>
+  </w:num>
+  <w:num w:numId="4" w16cid:durableId="1193150831">
+    <w:abstractNumId w:val="3"/>
+  </w:num>
+  <w:num w:numId="5" w16cid:durableId="792751931">
+    <w:abstractNumId w:val="2"/>
+  </w:num>
+</w:numbering>
 </file>
 
 <file path=word/styles.xml><?xml version="1.0" encoding="utf-8"?>
@@ -684,7 +2333,6 @@
   <w:style w:type="character" w:default="1" w:styleId="DefaultParagraphFont">
     <w:name w:val="Default Paragraph Font"/>
     <w:uiPriority w:val="1"/>
-    <w:semiHidden/>
     <w:unhideWhenUsed/>
   </w:style>
   <w:style w:type="table" w:default="1" w:styleId="TableNormal">
